--- a/artifacts/Table_A_rank_distribution.docx
+++ b/artifacts/Table_A_rank_distribution.docx
@@ -1589,7 +1589,7 @@
                 <w:szCs w:val="22"/>
                 <w:color w:val="000000"/>
               </w:rPr>
-              <w:t xml:space="preserve">0.2822300</w:t>
+              <w:t xml:space="preserve">0.2613240</w:t>
             </w:r>
           </w:p>
         </w:tc>
@@ -1644,7 +1644,7 @@
                 <w:szCs w:val="22"/>
                 <w:color w:val="000000"/>
               </w:rPr>
-              <w:t xml:space="preserve">0.1637631</w:t>
+              <w:t xml:space="preserve">0.1707317</w:t>
             </w:r>
           </w:p>
         </w:tc>
@@ -1699,7 +1699,7 @@
                 <w:szCs w:val="22"/>
                 <w:color w:val="000000"/>
               </w:rPr>
-              <w:t xml:space="preserve">0.12195122</w:t>
+              <w:t xml:space="preserve">0.11846690</w:t>
             </w:r>
           </w:p>
         </w:tc>
@@ -1754,7 +1754,7 @@
                 <w:szCs w:val="22"/>
                 <w:color w:val="000000"/>
               </w:rPr>
-              <w:t xml:space="preserve">0.9233449</w:t>
+              <w:t xml:space="preserve">0.8954704</w:t>
             </w:r>
           </w:p>
         </w:tc>
@@ -1809,7 +1809,7 @@
                 <w:szCs w:val="22"/>
                 <w:color w:val="000000"/>
               </w:rPr>
-              <w:t xml:space="preserve">6.510243</w:t>
+              <w:t xml:space="preserve">7.966138</w:t>
             </w:r>
           </w:p>
         </w:tc>
@@ -1864,7 +1864,7 @@
                 <w:szCs w:val="22"/>
                 <w:color w:val="000000"/>
               </w:rPr>
-              <w:t xml:space="preserve">1.063830</w:t>
+              <w:t xml:space="preserve">1.444043</w:t>
             </w:r>
           </w:p>
         </w:tc>
@@ -2034,7 +2034,7 @@
                 <w:szCs w:val="22"/>
                 <w:color w:val="000000"/>
               </w:rPr>
-              <w:t xml:space="preserve">0.2926829</w:t>
+              <w:t xml:space="preserve">0.1742160</w:t>
             </w:r>
           </w:p>
         </w:tc>
@@ -2089,7 +2089,7 @@
                 <w:szCs w:val="22"/>
                 <w:color w:val="000000"/>
               </w:rPr>
-              <w:t xml:space="preserve">0.1567944</w:t>
+              <w:t xml:space="preserve">0.1428571</w:t>
             </w:r>
           </w:p>
         </w:tc>
@@ -2144,7 +2144,7 @@
                 <w:szCs w:val="22"/>
                 <w:color w:val="000000"/>
               </w:rPr>
-              <w:t xml:space="preserve">0.11846690</w:t>
+              <w:t xml:space="preserve">0.10452962</w:t>
             </w:r>
           </w:p>
         </w:tc>
@@ -2199,7 +2199,7 @@
                 <w:szCs w:val="22"/>
                 <w:color w:val="000000"/>
               </w:rPr>
-              <w:t xml:space="preserve">0.9233449</w:t>
+              <w:t xml:space="preserve">0.8675958</w:t>
             </w:r>
           </w:p>
         </w:tc>
@@ -2254,7 +2254,7 @@
                 <w:szCs w:val="22"/>
                 <w:color w:val="000000"/>
               </w:rPr>
-              <w:t xml:space="preserve">6.431933</w:t>
+              <w:t xml:space="preserve">8.503460</w:t>
             </w:r>
           </w:p>
         </w:tc>
@@ -2309,7 +2309,7 @@
                 <w:szCs w:val="22"/>
                 <w:color w:val="000000"/>
               </w:rPr>
-              <w:t xml:space="preserve">1.052632</w:t>
+              <w:t xml:space="preserve">2.464789</w:t>
             </w:r>
           </w:p>
         </w:tc>
@@ -2479,7 +2479,7 @@
                 <w:szCs w:val="22"/>
                 <w:color w:val="000000"/>
               </w:rPr>
-              <w:t xml:space="preserve">0.4392523</w:t>
+              <w:t xml:space="preserve">0.3084112</w:t>
             </w:r>
           </w:p>
         </w:tc>
@@ -2534,7 +2534,7 @@
                 <w:szCs w:val="22"/>
                 <w:color w:val="000000"/>
               </w:rPr>
-              <w:t xml:space="preserve">0.1962617</w:t>
+              <w:t xml:space="preserve">0.3364486</w:t>
             </w:r>
           </w:p>
         </w:tc>
@@ -2589,7 +2589,7 @@
                 <w:szCs w:val="22"/>
                 <w:color w:val="000000"/>
               </w:rPr>
-              <w:t xml:space="preserve">0.14953271</w:t>
+              <w:t xml:space="preserve">0.10280374</w:t>
             </w:r>
           </w:p>
         </w:tc>
@@ -2699,7 +2699,7 @@
                 <w:szCs w:val="22"/>
                 <w:color w:val="000000"/>
               </w:rPr>
-              <w:t xml:space="preserve">9.789720</w:t>
+              <w:t xml:space="preserve">9.482087</w:t>
             </w:r>
           </w:p>
         </w:tc>
@@ -2754,7 +2754,7 @@
                 <w:szCs w:val="22"/>
                 <w:color w:val="000000"/>
               </w:rPr>
-              <w:t xml:space="preserve">2.500000</w:t>
+              <w:t xml:space="preserve">2.083333</w:t>
             </w:r>
           </w:p>
         </w:tc>
@@ -2924,7 +2924,7 @@
                 <w:szCs w:val="22"/>
                 <w:color w:val="000000"/>
               </w:rPr>
-              <w:t xml:space="preserve">0.3925234</w:t>
+              <w:t xml:space="preserve">0.2336449</w:t>
             </w:r>
           </w:p>
         </w:tc>
@@ -2979,7 +2979,7 @@
                 <w:szCs w:val="22"/>
                 <w:color w:val="000000"/>
               </w:rPr>
-              <w:t xml:space="preserve">0.2616822</w:t>
+              <w:t xml:space="preserve">0.1962617</w:t>
             </w:r>
           </w:p>
         </w:tc>
@@ -3034,7 +3034,7 @@
                 <w:szCs w:val="22"/>
                 <w:color w:val="000000"/>
               </w:rPr>
-              <w:t xml:space="preserve">0.11214953</w:t>
+              <w:t xml:space="preserve">0.15887850</w:t>
             </w:r>
           </w:p>
         </w:tc>
@@ -3089,7 +3089,7 @@
                 <w:szCs w:val="22"/>
                 <w:color w:val="000000"/>
               </w:rPr>
-              <w:t xml:space="preserve">0.8037383</w:t>
+              <w:t xml:space="preserve">0.8130841</w:t>
             </w:r>
           </w:p>
         </w:tc>
@@ -3144,7 +3144,7 @@
                 <w:szCs w:val="22"/>
                 <w:color w:val="000000"/>
               </w:rPr>
-              <w:t xml:space="preserve">13.263839</w:t>
+              <w:t xml:space="preserve">12.455068</w:t>
             </w:r>
           </w:p>
         </w:tc>
@@ -3199,7 +3199,7 @@
                 <w:szCs w:val="22"/>
                 <w:color w:val="000000"/>
               </w:rPr>
-              <w:t xml:space="preserve">7.692308</w:t>
+              <w:t xml:space="preserve">5.769231</w:t>
             </w:r>
           </w:p>
         </w:tc>

--- a/artifacts/Table_A_rank_distribution.docx
+++ b/artifacts/Table_A_rank_distribution.docx
@@ -699,7 +699,7 @@
                 <w:szCs w:val="22"/>
                 <w:color w:val="000000"/>
               </w:rPr>
-              <w:t xml:space="preserve">0.2436548</w:t>
+              <w:t xml:space="preserve">0.2601156</w:t>
             </w:r>
           </w:p>
         </w:tc>
@@ -754,7 +754,7 @@
                 <w:szCs w:val="22"/>
                 <w:color w:val="000000"/>
               </w:rPr>
-              <w:t xml:space="preserve">0.1878173</w:t>
+              <w:t xml:space="preserve">0.1734104</w:t>
             </w:r>
           </w:p>
         </w:tc>
@@ -809,7 +809,7 @@
                 <w:szCs w:val="22"/>
                 <w:color w:val="000000"/>
               </w:rPr>
-              <w:t xml:space="preserve">0.08629442</w:t>
+              <w:t xml:space="preserve">0.10982659</w:t>
             </w:r>
           </w:p>
         </w:tc>
@@ -864,7 +864,7 @@
                 <w:szCs w:val="22"/>
                 <w:color w:val="000000"/>
               </w:rPr>
-              <w:t xml:space="preserve">0.8477157</w:t>
+              <w:t xml:space="preserve">0.8265896</w:t>
             </w:r>
           </w:p>
         </w:tc>
@@ -919,7 +919,7 @@
                 <w:szCs w:val="22"/>
                 <w:color w:val="000000"/>
               </w:rPr>
-              <w:t xml:space="preserve">9.668842</w:t>
+              <w:t xml:space="preserve">11.101230</w:t>
             </w:r>
           </w:p>
         </w:tc>
@@ -974,7 +974,7 @@
                 <w:szCs w:val="22"/>
                 <w:color w:val="000000"/>
               </w:rPr>
-              <w:t xml:space="preserve">2.721088</w:t>
+              <w:t xml:space="preserve">3.418803</w:t>
             </w:r>
           </w:p>
         </w:tc>
@@ -1144,7 +1144,7 @@
                 <w:szCs w:val="22"/>
                 <w:color w:val="000000"/>
               </w:rPr>
-              <w:t xml:space="preserve">0.1522843</w:t>
+              <w:t xml:space="preserve">0.1849711</w:t>
             </w:r>
           </w:p>
         </w:tc>
@@ -1199,7 +1199,7 @@
                 <w:szCs w:val="22"/>
                 <w:color w:val="000000"/>
               </w:rPr>
-              <w:t xml:space="preserve">0.1421320</w:t>
+              <w:t xml:space="preserve">0.1271676</w:t>
             </w:r>
           </w:p>
         </w:tc>
@@ -1254,7 +1254,7 @@
                 <w:szCs w:val="22"/>
                 <w:color w:val="000000"/>
               </w:rPr>
-              <w:t xml:space="preserve">0.13705584</w:t>
+              <w:t xml:space="preserve">0.12716763</w:t>
             </w:r>
           </w:p>
         </w:tc>
@@ -1309,7 +1309,7 @@
                 <w:szCs w:val="22"/>
                 <w:color w:val="000000"/>
               </w:rPr>
-              <w:t xml:space="preserve">0.8274112</w:t>
+              <w:t xml:space="preserve">0.8208092</w:t>
             </w:r>
           </w:p>
         </w:tc>
@@ -1364,7 +1364,7 @@
                 <w:szCs w:val="22"/>
                 <w:color w:val="000000"/>
               </w:rPr>
-              <w:t xml:space="preserve">11.332957</w:t>
+              <w:t xml:space="preserve">11.253030</w:t>
             </w:r>
           </w:p>
         </w:tc>
@@ -1419,7 +1419,7 @@
                 <w:szCs w:val="22"/>
                 <w:color w:val="000000"/>
               </w:rPr>
-              <w:t xml:space="preserve">5.185185</w:t>
+              <w:t xml:space="preserve">4.838710</w:t>
             </w:r>
           </w:p>
         </w:tc>
@@ -1589,7 +1589,7 @@
                 <w:szCs w:val="22"/>
                 <w:color w:val="000000"/>
               </w:rPr>
-              <w:t xml:space="preserve">0.2613240</w:t>
+              <w:t xml:space="preserve">0.2681159</w:t>
             </w:r>
           </w:p>
         </w:tc>
@@ -1644,7 +1644,7 @@
                 <w:szCs w:val="22"/>
                 <w:color w:val="000000"/>
               </w:rPr>
-              <w:t xml:space="preserve">0.1707317</w:t>
+              <w:t xml:space="preserve">0.1557971</w:t>
             </w:r>
           </w:p>
         </w:tc>
@@ -1699,7 +1699,7 @@
                 <w:szCs w:val="22"/>
                 <w:color w:val="000000"/>
               </w:rPr>
-              <w:t xml:space="preserve">0.11846690</w:t>
+              <w:t xml:space="preserve">0.11231884</w:t>
             </w:r>
           </w:p>
         </w:tc>
@@ -1754,7 +1754,7 @@
                 <w:szCs w:val="22"/>
                 <w:color w:val="000000"/>
               </w:rPr>
-              <w:t xml:space="preserve">0.8954704</w:t>
+              <w:t xml:space="preserve">0.8985507</w:t>
             </w:r>
           </w:p>
         </w:tc>
@@ -1809,7 +1809,7 @@
                 <w:szCs w:val="22"/>
                 <w:color w:val="000000"/>
               </w:rPr>
-              <w:t xml:space="preserve">7.966138</w:t>
+              <w:t xml:space="preserve">8.021602</w:t>
             </w:r>
           </w:p>
         </w:tc>
@@ -1864,7 +1864,7 @@
                 <w:szCs w:val="22"/>
                 <w:color w:val="000000"/>
               </w:rPr>
-              <w:t xml:space="preserve">1.444043</w:t>
+              <w:t xml:space="preserve">1.509434</w:t>
             </w:r>
           </w:p>
         </w:tc>
@@ -2034,7 +2034,7 @@
                 <w:szCs w:val="22"/>
                 <w:color w:val="000000"/>
               </w:rPr>
-              <w:t xml:space="preserve">0.1742160</w:t>
+              <w:t xml:space="preserve">0.1630435</w:t>
             </w:r>
           </w:p>
         </w:tc>
@@ -2089,7 +2089,7 @@
                 <w:szCs w:val="22"/>
                 <w:color w:val="000000"/>
               </w:rPr>
-              <w:t xml:space="preserve">0.1428571</w:t>
+              <w:t xml:space="preserve">0.1702899</w:t>
             </w:r>
           </w:p>
         </w:tc>
@@ -2144,7 +2144,7 @@
                 <w:szCs w:val="22"/>
                 <w:color w:val="000000"/>
               </w:rPr>
-              <w:t xml:space="preserve">0.10452962</w:t>
+              <w:t xml:space="preserve">0.08695652</w:t>
             </w:r>
           </w:p>
         </w:tc>
@@ -2199,7 +2199,7 @@
                 <w:szCs w:val="22"/>
                 <w:color w:val="000000"/>
               </w:rPr>
-              <w:t xml:space="preserve">0.8675958</w:t>
+              <w:t xml:space="preserve">0.8840580</w:t>
             </w:r>
           </w:p>
         </w:tc>
@@ -2254,7 +2254,7 @@
                 <w:szCs w:val="22"/>
                 <w:color w:val="000000"/>
               </w:rPr>
-              <w:t xml:space="preserve">8.503460</w:t>
+              <w:t xml:space="preserve">8.977013</w:t>
             </w:r>
           </w:p>
         </w:tc>
@@ -2309,7 +2309,7 @@
                 <w:szCs w:val="22"/>
                 <w:color w:val="000000"/>
               </w:rPr>
-              <w:t xml:space="preserve">2.464789</w:t>
+              <w:t xml:space="preserve">2.564103</w:t>
             </w:r>
           </w:p>
         </w:tc>
@@ -2479,7 +2479,7 @@
                 <w:szCs w:val="22"/>
                 <w:color w:val="000000"/>
               </w:rPr>
-              <w:t xml:space="preserve">0.3084112</w:t>
+              <w:t xml:space="preserve">0.3000000</w:t>
             </w:r>
           </w:p>
         </w:tc>
@@ -2534,7 +2534,7 @@
                 <w:szCs w:val="22"/>
                 <w:color w:val="000000"/>
               </w:rPr>
-              <w:t xml:space="preserve">0.3364486</w:t>
+              <w:t xml:space="preserve">0.3300000</w:t>
             </w:r>
           </w:p>
         </w:tc>
@@ -2589,7 +2589,7 @@
                 <w:szCs w:val="22"/>
                 <w:color w:val="000000"/>
               </w:rPr>
-              <w:t xml:space="preserve">0.10280374</w:t>
+              <w:t xml:space="preserve">0.08000000</w:t>
             </w:r>
           </w:p>
         </w:tc>
@@ -2644,7 +2644,7 @@
                 <w:szCs w:val="22"/>
                 <w:color w:val="000000"/>
               </w:rPr>
-              <w:t xml:space="preserve">0.8785047</w:t>
+              <w:t xml:space="preserve">0.7600000</w:t>
             </w:r>
           </w:p>
         </w:tc>
@@ -2699,7 +2699,7 @@
                 <w:szCs w:val="22"/>
                 <w:color w:val="000000"/>
               </w:rPr>
-              <w:t xml:space="preserve">9.482087</w:t>
+              <w:t xml:space="preserve">13.861111</w:t>
             </w:r>
           </w:p>
         </w:tc>
@@ -2754,7 +2754,7 @@
                 <w:szCs w:val="22"/>
                 <w:color w:val="000000"/>
               </w:rPr>
-              <w:t xml:space="preserve">2.083333</w:t>
+              <w:t xml:space="preserve">2.777778</w:t>
             </w:r>
           </w:p>
         </w:tc>
@@ -2924,7 +2924,7 @@
                 <w:szCs w:val="22"/>
                 <w:color w:val="000000"/>
               </w:rPr>
-              <w:t xml:space="preserve">0.2336449</w:t>
+              <w:t xml:space="preserve">0.2300000</w:t>
             </w:r>
           </w:p>
         </w:tc>
@@ -2979,7 +2979,7 @@
                 <w:szCs w:val="22"/>
                 <w:color w:val="000000"/>
               </w:rPr>
-              <w:t xml:space="preserve">0.1962617</w:t>
+              <w:t xml:space="preserve">0.2100000</w:t>
             </w:r>
           </w:p>
         </w:tc>
@@ -3034,7 +3034,7 @@
                 <w:szCs w:val="22"/>
                 <w:color w:val="000000"/>
               </w:rPr>
-              <w:t xml:space="preserve">0.15887850</w:t>
+              <w:t xml:space="preserve">0.18000000</w:t>
             </w:r>
           </w:p>
         </w:tc>
@@ -3089,7 +3089,7 @@
                 <w:szCs w:val="22"/>
                 <w:color w:val="000000"/>
               </w:rPr>
-              <w:t xml:space="preserve">0.8130841</w:t>
+              <w:t xml:space="preserve">0.7400000</w:t>
             </w:r>
           </w:p>
         </w:tc>
@@ -3144,7 +3144,7 @@
                 <w:szCs w:val="22"/>
                 <w:color w:val="000000"/>
               </w:rPr>
-              <w:t xml:space="preserve">12.455068</w:t>
+              <w:t xml:space="preserve">15.736842</w:t>
             </w:r>
           </w:p>
         </w:tc>
@@ -3199,7 +3199,7 @@
                 <w:szCs w:val="22"/>
                 <w:color w:val="000000"/>
               </w:rPr>
-              <w:t xml:space="preserve">5.769231</w:t>
+              <w:t xml:space="preserve">7.894737</w:t>
             </w:r>
           </w:p>
         </w:tc>
